--- a/material/programas-de-estudio/10 Décimo año - Planeamiento Unidad 6 (lecciones 167 a 200).docx
+++ b/material/programas-de-estudio/10 Décimo año - Planeamiento Unidad 6 (lecciones 167 a 200).docx
@@ -12770,12 +12770,12 @@
             <wp:posOffset>1276200</wp:posOffset>
           </wp:positionH>
           <wp:positionV relativeFrom="page">
-            <wp:posOffset>3071700</wp:posOffset>
+            <wp:posOffset>3092305</wp:posOffset>
           </wp:positionV>
-          <wp:extent cx="5220000" cy="3915000"/>
+          <wp:extent cx="5220000" cy="3873789"/>
           <wp:effectExtent l="0" t="0" r="0" b="0"/>
           <wp:wrapNone/>
-          <wp:docPr id="1" name="Marca de agua" descr="Logo de Oscar Angulo Cubero"/>
+          <wp:docPr id="1" name="Marca de agua" descr="Ajedrez Integral"/>
           <wp:cNvGraphicFramePr/>
           <a:graphic>
             <a:graphicData uri="http://schemas.openxmlformats.org/drawingml/2006/picture">
@@ -12793,7 +12793,7 @@
                 <pic:spPr>
                   <a:xfrm rot="-900000">
                     <a:off x="0" y="0"/>
-                    <a:ext cx="5220000" cy="3915000"/>
+                    <a:ext cx="5220000" cy="3873789"/>
                   </a:xfrm>
                   <a:prstGeom prst="rect"/>
                 </pic:spPr>
